--- a/Week-3/Day-3/Terraform-labs.docx
+++ b/Week-3/Day-3/Terraform-labs.docx
@@ -30,7 +30,7 @@
           <w:lang w:val="en-IN"/>
         </w:rPr>
         <w:pict w14:anchorId="262FFEAD">
-          <v:rect id="_x0000_i1151" style="width:0;height:1.5pt" o:hralign="center" o:hrstd="t" o:hr="t" fillcolor="#a0a0a0" stroked="f"/>
+          <v:rect id="_x0000_i1025" style="width:0;height:1.5pt" o:hralign="center" o:hrstd="t" o:hr="t" fillcolor="#a0a0a0" stroked="f"/>
         </w:pict>
       </w:r>
     </w:p>
@@ -242,7 +242,7 @@
           <w:lang w:val="en-IN"/>
         </w:rPr>
         <w:pict w14:anchorId="1A49F3D0">
-          <v:rect id="_x0000_i1152" style="width:0;height:1.5pt" o:hralign="center" o:hrstd="t" o:hr="t" fillcolor="#a0a0a0" stroked="f"/>
+          <v:rect id="_x0000_i1026" style="width:0;height:1.5pt" o:hralign="center" o:hrstd="t" o:hr="t" fillcolor="#a0a0a0" stroked="f"/>
         </w:pict>
       </w:r>
     </w:p>
@@ -550,7 +550,7 @@
           <w:lang w:val="en-IN"/>
         </w:rPr>
         <w:pict w14:anchorId="221B388C">
-          <v:rect id="_x0000_i1153" style="width:0;height:1.5pt" o:hralign="center" o:hrstd="t" o:hr="t" fillcolor="#a0a0a0" stroked="f"/>
+          <v:rect id="_x0000_i1027" style="width:0;height:1.5pt" o:hralign="center" o:hrstd="t" o:hr="t" fillcolor="#a0a0a0" stroked="f"/>
         </w:pict>
       </w:r>
     </w:p>
@@ -832,7 +832,7 @@
           <w:lang w:val="en-IN"/>
         </w:rPr>
         <w:pict w14:anchorId="09551F5D">
-          <v:rect id="_x0000_i1154" style="width:0;height:1.5pt" o:hralign="center" o:hrstd="t" o:hr="t" fillcolor="#a0a0a0" stroked="f"/>
+          <v:rect id="_x0000_i1028" style="width:0;height:1.5pt" o:hralign="center" o:hrstd="t" o:hr="t" fillcolor="#a0a0a0" stroked="f"/>
         </w:pict>
       </w:r>
     </w:p>
@@ -1156,7 +1156,7 @@
           <w:lang w:val="en-IN"/>
         </w:rPr>
         <w:pict w14:anchorId="21A0F7B9">
-          <v:rect id="_x0000_i1155" style="width:0;height:1.5pt" o:hralign="center" o:hrstd="t" o:hr="t" fillcolor="#a0a0a0" stroked="f"/>
+          <v:rect id="_x0000_i1029" style="width:0;height:1.5pt" o:hralign="center" o:hrstd="t" o:hr="t" fillcolor="#a0a0a0" stroked="f"/>
         </w:pict>
       </w:r>
     </w:p>
@@ -1396,7 +1396,7 @@
           <w:lang w:val="en-IN"/>
         </w:rPr>
         <w:pict w14:anchorId="374C2BE1">
-          <v:rect id="_x0000_i1156" style="width:0;height:1.5pt" o:hralign="center" o:hrstd="t" o:hr="t" fillcolor="#a0a0a0" stroked="f"/>
+          <v:rect id="_x0000_i1030" style="width:0;height:1.5pt" o:hralign="center" o:hrstd="t" o:hr="t" fillcolor="#a0a0a0" stroked="f"/>
         </w:pict>
       </w:r>
     </w:p>
@@ -1516,7 +1516,7 @@
           <w:lang w:val="en-IN"/>
         </w:rPr>
         <w:pict w14:anchorId="003C2F02">
-          <v:rect id="_x0000_i1157" style="width:0;height:1.5pt" o:hralign="center" o:hrstd="t" o:hr="t" fillcolor="#a0a0a0" stroked="f"/>
+          <v:rect id="_x0000_i1031" style="width:0;height:1.5pt" o:hralign="center" o:hrstd="t" o:hr="t" fillcolor="#a0a0a0" stroked="f"/>
         </w:pict>
       </w:r>
     </w:p>
@@ -1905,7 +1905,7 @@
           <w:lang w:val="en-IN"/>
         </w:rPr>
         <w:pict w14:anchorId="1FE41228">
-          <v:rect id="_x0000_i1158" style="width:0;height:1.5pt" o:hralign="center" o:hrstd="t" o:hr="t" fillcolor="#a0a0a0" stroked="f"/>
+          <v:rect id="_x0000_i1032" style="width:0;height:1.5pt" o:hralign="center" o:hrstd="t" o:hr="t" fillcolor="#a0a0a0" stroked="f"/>
         </w:pict>
       </w:r>
     </w:p>
@@ -1967,21 +1967,7 @@
         <w:rPr>
           <w:lang w:val="en-IN"/>
         </w:rPr>
-        <w:t>" "</w:t>
-      </w:r>
-      <w:proofErr w:type="spellStart"/>
-      <w:r>
-        <w:rPr>
-          <w:lang w:val="en-IN"/>
-        </w:rPr>
-        <w:t>vnet</w:t>
-      </w:r>
-      <w:proofErr w:type="spellEnd"/>
-      <w:r>
-        <w:rPr>
-          <w:lang w:val="en-IN"/>
-        </w:rPr>
-        <w:t>" {</w:t>
+        <w:t>" "vnet" {</w:t>
       </w:r>
       <w:r>
         <w:rPr>
@@ -2111,7 +2097,7 @@
           <w:lang w:val="en-IN"/>
         </w:rPr>
         <w:pict w14:anchorId="0B994561">
-          <v:rect id="_x0000_i1159" style="width:0;height:1.5pt" o:hralign="center" o:hrstd="t" o:hr="t" fillcolor="#a0a0a0" stroked="f"/>
+          <v:rect id="_x0000_i1033" style="width:0;height:1.5pt" o:hralign="center" o:hrstd="t" o:hr="t" fillcolor="#a0a0a0" stroked="f"/>
         </w:pict>
       </w:r>
     </w:p>
@@ -2309,7 +2295,7 @@
           <w:lang w:val="en-IN"/>
         </w:rPr>
         <w:pict w14:anchorId="1207489F">
-          <v:rect id="_x0000_i1160" style="width:0;height:1.5pt" o:hralign="center" o:hrstd="t" o:hr="t" fillcolor="#a0a0a0" stroked="f"/>
+          <v:rect id="_x0000_i1034" style="width:0;height:1.5pt" o:hralign="center" o:hrstd="t" o:hr="t" fillcolor="#a0a0a0" stroked="f"/>
         </w:pict>
       </w:r>
     </w:p>
@@ -2426,7 +2412,7 @@
           <w:lang w:val="en-IN"/>
         </w:rPr>
         <w:pict w14:anchorId="3C79BFF2">
-          <v:rect id="_x0000_i1161" style="width:0;height:1.5pt" o:hralign="center" o:hrstd="t" o:hr="t" fillcolor="#a0a0a0" stroked="f"/>
+          <v:rect id="_x0000_i1035" style="width:0;height:1.5pt" o:hralign="center" o:hrstd="t" o:hr="t" fillcolor="#a0a0a0" stroked="f"/>
         </w:pict>
       </w:r>
     </w:p>
@@ -2458,7 +2444,7 @@
           <w:lang w:val="en-IN"/>
         </w:rPr>
         <w:pict w14:anchorId="25C58BFF">
-          <v:rect id="_x0000_i1162" style="width:0;height:1.5pt" o:hralign="center" o:hrstd="t" o:hr="t" fillcolor="#a0a0a0" stroked="f"/>
+          <v:rect id="_x0000_i1036" style="width:0;height:1.5pt" o:hralign="center" o:hrstd="t" o:hr="t" fillcolor="#a0a0a0" stroked="f"/>
         </w:pict>
       </w:r>
     </w:p>
@@ -2588,7 +2574,7 @@
           <w:lang w:val="en-IN"/>
         </w:rPr>
         <w:pict w14:anchorId="26986A63">
-          <v:rect id="_x0000_i1163" style="width:0;height:1.5pt" o:hralign="center" o:hrstd="t" o:hr="t" fillcolor="#a0a0a0" stroked="f"/>
+          <v:rect id="_x0000_i1037" style="width:0;height:1.5pt" o:hralign="center" o:hrstd="t" o:hr="t" fillcolor="#a0a0a0" stroked="f"/>
         </w:pict>
       </w:r>
     </w:p>
@@ -2736,7 +2722,7 @@
           <w:lang w:val="en-IN"/>
         </w:rPr>
         <w:pict w14:anchorId="40362D02">
-          <v:rect id="_x0000_i1164" style="width:0;height:1.5pt" o:hralign="center" o:hrstd="t" o:hr="t" fillcolor="#a0a0a0" stroked="f"/>
+          <v:rect id="_x0000_i1038" style="width:0;height:1.5pt" o:hralign="center" o:hrstd="t" o:hr="t" fillcolor="#a0a0a0" stroked="f"/>
         </w:pict>
       </w:r>
     </w:p>
@@ -2903,7 +2889,7 @@
           <w:lang w:val="en-IN"/>
         </w:rPr>
         <w:pict w14:anchorId="796985C8">
-          <v:rect id="_x0000_i1165" style="width:0;height:1.5pt" o:hralign="center" o:hrstd="t" o:hr="t" fillcolor="#a0a0a0" stroked="f"/>
+          <v:rect id="_x0000_i1039" style="width:0;height:1.5pt" o:hralign="center" o:hrstd="t" o:hr="t" fillcolor="#a0a0a0" stroked="f"/>
         </w:pict>
       </w:r>
     </w:p>
@@ -3204,7 +3190,7 @@
           <w:lang w:val="en-IN"/>
         </w:rPr>
         <w:pict w14:anchorId="603E449D">
-          <v:rect id="_x0000_i1166" style="width:0;height:1.5pt" o:hralign="center" o:hrstd="t" o:hr="t" fillcolor="#a0a0a0" stroked="f"/>
+          <v:rect id="_x0000_i1040" style="width:0;height:1.5pt" o:hralign="center" o:hrstd="t" o:hr="t" fillcolor="#a0a0a0" stroked="f"/>
         </w:pict>
       </w:r>
     </w:p>
@@ -3349,7 +3335,7 @@
           <w:lang w:val="en-IN"/>
         </w:rPr>
         <w:pict w14:anchorId="4FDB17B9">
-          <v:rect id="_x0000_i1167" style="width:0;height:1.5pt" o:hralign="center" o:hrstd="t" o:hr="t" fillcolor="#a0a0a0" stroked="f"/>
+          <v:rect id="_x0000_i1041" style="width:0;height:1.5pt" o:hralign="center" o:hrstd="t" o:hr="t" fillcolor="#a0a0a0" stroked="f"/>
         </w:pict>
       </w:r>
     </w:p>
@@ -3545,7 +3531,7 @@
           <w:lang w:val="en-IN"/>
         </w:rPr>
         <w:pict w14:anchorId="2329E222">
-          <v:rect id="_x0000_i1168" style="width:0;height:1.5pt" o:hralign="center" o:hrstd="t" o:hr="t" fillcolor="#a0a0a0" stroked="f"/>
+          <v:rect id="_x0000_i1042" style="width:0;height:1.5pt" o:hralign="center" o:hrstd="t" o:hr="t" fillcolor="#a0a0a0" stroked="f"/>
         </w:pict>
       </w:r>
     </w:p>
@@ -3689,7 +3675,7 @@
           <w:lang w:val="en-IN"/>
         </w:rPr>
         <w:pict w14:anchorId="18D50899">
-          <v:rect id="_x0000_i1169" style="width:0;height:1.5pt" o:hralign="center" o:hrstd="t" o:hr="t" fillcolor="#a0a0a0" stroked="f"/>
+          <v:rect id="_x0000_i1043" style="width:0;height:1.5pt" o:hralign="center" o:hrstd="t" o:hr="t" fillcolor="#a0a0a0" stroked="f"/>
         </w:pict>
       </w:r>
     </w:p>
@@ -6286,6 +6272,7 @@
   <w:style w:type="character" w:default="1" w:styleId="DefaultParagraphFont">
     <w:name w:val="Default Paragraph Font"/>
     <w:uiPriority w:val="1"/>
+    <w:semiHidden/>
     <w:unhideWhenUsed/>
   </w:style>
   <w:style w:type="table" w:default="1" w:styleId="TableNormal">
